--- a/ppqs/1_ppq/docs/Q1_bmjm501.docx
+++ b/ppqs/1_ppq/docs/Q1_bmjm501.docx
@@ -7,90 +7,114 @@
         <w:pStyle w:val="PlainText"/>
         <w:rPr>
           <w:rFonts w:ascii="Courier New" w:hAnsi="Courier New" w:cs="Courier New"/>
-        </w:rPr>
-      </w:pPr>
-      <w:r>
-        <w:rPr>
-          <w:rFonts w:ascii="Courier New" w:hAnsi="Courier New" w:cs="Courier New"/>
-        </w:rPr>
-        <w:t>10 iterations: 3.1424259850010982653: Percent Error: 0.026525762668591974791</w:t>
-      </w:r>
-    </w:p>
-    <w:p>
-      <w:pPr>
-        <w:pStyle w:val="PlainText"/>
-        <w:rPr>
-          <w:rFonts w:ascii="Courier New" w:hAnsi="Courier New" w:cs="Courier New"/>
-        </w:rPr>
-      </w:pPr>
-      <w:r>
-        <w:rPr>
-          <w:rFonts w:ascii="Courier New" w:hAnsi="Courier New" w:cs="Courier New"/>
-        </w:rPr>
-        <w:t>100 iterations: 3.1416009869231253937: Percent Error: 0.00026525823845289050367</w:t>
-      </w:r>
-    </w:p>
-    <w:p>
-      <w:pPr>
-        <w:pStyle w:val="PlainText"/>
-        <w:rPr>
-          <w:rFonts w:ascii="Courier New" w:hAnsi="Courier New" w:cs="Courier New"/>
-        </w:rPr>
-      </w:pPr>
-      <w:r>
-        <w:rPr>
-          <w:rFonts w:ascii="Courier New" w:hAnsi="Courier New" w:cs="Courier New"/>
-        </w:rPr>
-        <w:t>1000 iterations: 3.1415927369231226862: Percent Error: 2.6525822650814072353e-06</w:t>
-      </w:r>
-    </w:p>
-    <w:p>
-      <w:pPr>
-        <w:pStyle w:val="PlainText"/>
-        <w:rPr>
-          <w:rFonts w:ascii="Courier New" w:hAnsi="Courier New" w:cs="Courier New"/>
-        </w:rPr>
-      </w:pPr>
-      <w:r>
-        <w:rPr>
-          <w:rFonts w:ascii="Courier New" w:hAnsi="Courier New" w:cs="Courier New"/>
-        </w:rPr>
-        <w:t>10000 iterations: 3.1415926544231336237: Percent Error: 2.6526052216183079483e-08</w:t>
-      </w:r>
-    </w:p>
-    <w:p>
-      <w:pPr>
-        <w:pStyle w:val="PlainText"/>
-        <w:rPr>
-          <w:rFonts w:ascii="Courier New" w:hAnsi="Courier New" w:cs="Courier New"/>
-        </w:rPr>
-      </w:pPr>
-      <w:r>
-        <w:rPr>
-          <w:rFonts w:ascii="Courier New" w:hAnsi="Courier New" w:cs="Courier New"/>
-        </w:rPr>
-        <w:t>100000 iterations: 3.1415926535981619772: Percent Error: 2.6638912432079985618e-10</w:t>
-      </w:r>
-    </w:p>
-    <w:p>
-      <w:pPr>
-        <w:pStyle w:val="PlainText"/>
-        <w:rPr>
-          <w:rFonts w:ascii="Courier New" w:hAnsi="Courier New" w:cs="Courier New"/>
-        </w:rPr>
-      </w:pPr>
-      <w:r>
-        <w:rPr>
-          <w:rFonts w:ascii="Courier New" w:hAnsi="Courier New" w:cs="Courier New"/>
-        </w:rPr>
-        <w:t>999999999 iterations: 3.1415926535898006655: Percent Error: 2.403085759327990643e-13</w:t>
-      </w:r>
-    </w:p>
-    <w:p>
-      <w:pPr>
-        <w:pStyle w:val="PlainText"/>
-        <w:rPr>
-          <w:rFonts w:ascii="Courier New" w:hAnsi="Courier New" w:cs="Courier New"/>
+          <w:sz w:val="20"/>
+          <w:szCs w:val="20"/>
+        </w:rPr>
+      </w:pPr>
+      <w:r>
+        <w:rPr>
+          <w:rFonts w:ascii="Courier New" w:hAnsi="Courier New" w:cs="Courier New"/>
+          <w:sz w:val="20"/>
+          <w:szCs w:val="20"/>
+        </w:rPr>
+        <w:t>10 iterations: 3.1424259850011: Percent Error: 0.026525762668592</w:t>
+      </w:r>
+    </w:p>
+    <w:p>
+      <w:pPr>
+        <w:pStyle w:val="PlainText"/>
+        <w:rPr>
+          <w:rFonts w:ascii="Courier New" w:hAnsi="Courier New" w:cs="Courier New"/>
+          <w:sz w:val="20"/>
+          <w:szCs w:val="20"/>
+        </w:rPr>
+      </w:pPr>
+      <w:r>
+        <w:rPr>
+          <w:rFonts w:ascii="Courier New" w:hAnsi="Courier New" w:cs="Courier New"/>
+          <w:sz w:val="20"/>
+          <w:szCs w:val="20"/>
+        </w:rPr>
+        <w:t>100 iterations: 3.14160098692313: Percent Error: 0.000265258238452891</w:t>
+      </w:r>
+    </w:p>
+    <w:p>
+      <w:pPr>
+        <w:pStyle w:val="PlainText"/>
+        <w:rPr>
+          <w:rFonts w:ascii="Courier New" w:hAnsi="Courier New" w:cs="Courier New"/>
+          <w:sz w:val="20"/>
+          <w:szCs w:val="20"/>
+        </w:rPr>
+      </w:pPr>
+      <w:r>
+        <w:rPr>
+          <w:rFonts w:ascii="Courier New" w:hAnsi="Courier New" w:cs="Courier New"/>
+          <w:sz w:val="20"/>
+          <w:szCs w:val="20"/>
+        </w:rPr>
+        <w:t>1000 iterations: 3.14159273692312: Percent Error: 2.65258226508141e-06</w:t>
+      </w:r>
+    </w:p>
+    <w:p>
+      <w:pPr>
+        <w:pStyle w:val="PlainText"/>
+        <w:rPr>
+          <w:rFonts w:ascii="Courier New" w:hAnsi="Courier New" w:cs="Courier New"/>
+          <w:sz w:val="20"/>
+          <w:szCs w:val="20"/>
+        </w:rPr>
+      </w:pPr>
+      <w:r>
+        <w:rPr>
+          <w:rFonts w:ascii="Courier New" w:hAnsi="Courier New" w:cs="Courier New"/>
+          <w:sz w:val="20"/>
+          <w:szCs w:val="20"/>
+        </w:rPr>
+        <w:t>10000 iterations: 3.14159265442313: Percent Error: 2.65260522161831e-08</w:t>
+      </w:r>
+    </w:p>
+    <w:p>
+      <w:pPr>
+        <w:pStyle w:val="PlainText"/>
+        <w:rPr>
+          <w:rFonts w:ascii="Courier New" w:hAnsi="Courier New" w:cs="Courier New"/>
+          <w:sz w:val="20"/>
+          <w:szCs w:val="20"/>
+        </w:rPr>
+      </w:pPr>
+      <w:r>
+        <w:rPr>
+          <w:rFonts w:ascii="Courier New" w:hAnsi="Courier New" w:cs="Courier New"/>
+          <w:sz w:val="20"/>
+          <w:szCs w:val="20"/>
+        </w:rPr>
+        <w:t>100000 iterations: 3.14159265359816: Percent Error: 2.663891243208e-10</w:t>
+      </w:r>
+    </w:p>
+    <w:p>
+      <w:pPr>
+        <w:pStyle w:val="PlainText"/>
+        <w:rPr>
+          <w:rFonts w:ascii="Courier New" w:hAnsi="Courier New" w:cs="Courier New"/>
+          <w:sz w:val="20"/>
+          <w:szCs w:val="20"/>
+        </w:rPr>
+      </w:pPr>
+      <w:r>
+        <w:rPr>
+          <w:rFonts w:ascii="Courier New" w:hAnsi="Courier New" w:cs="Courier New"/>
+          <w:sz w:val="20"/>
+          <w:szCs w:val="20"/>
+        </w:rPr>
+        <w:t>999999999 iterations: 3.1415926535898: Percent Error: 2.40308575932799e-13</w:t>
+      </w:r>
+    </w:p>
+    <w:p>
+      <w:pPr>
+        <w:pStyle w:val="PlainText"/>
+        <w:rPr>
+          <w:rFonts w:ascii="Arial" w:hAnsi="Arial" w:cs="Arial"/>
         </w:rPr>
       </w:pPr>
     </w:p>
@@ -222,12 +246,16 @@
       <w:r>
         <w:rPr>
           <w:rFonts w:ascii="Courier New" w:hAnsi="Courier New" w:cs="Courier New"/>
-        </w:rPr>
-        <w:t>3.1415926535898006655</w:t>
-      </w:r>
-      <w:r>
-        <w:rPr>
-          <w:rFonts w:ascii="Courier New" w:hAnsi="Courier New" w:cs="Courier New"/>
+          <w:sz w:val="20"/>
+          <w:szCs w:val="20"/>
+        </w:rPr>
+        <w:t>3.1415926535898</w:t>
+      </w:r>
+      <w:r>
+        <w:rPr>
+          <w:rFonts w:ascii="Courier New" w:hAnsi="Courier New" w:cs="Courier New"/>
+          <w:sz w:val="20"/>
+          <w:szCs w:val="20"/>
         </w:rPr>
         <w:t xml:space="preserve"> </w:t>
       </w:r>
@@ -271,7 +299,57 @@
         <w:rPr>
           <w:rFonts w:ascii="Arial" w:hAnsi="Arial" w:cs="Arial"/>
         </w:rPr>
-        <w:t>with a percent error of 2.4e-13%, which was after 999,999,999 iterations. This error is so small that it is approaching machine precision for doubles</w:t>
+        <w:t>with a percent error of 2.4e-13%</w:t>
+      </w:r>
+      <w:r>
+        <w:rPr>
+          <w:rFonts w:ascii="Arial" w:hAnsi="Arial" w:cs="Arial"/>
+        </w:rPr>
+        <w:t xml:space="preserve"> compared to </w:t>
+      </w:r>
+      <w:r>
+        <w:rPr>
+          <w:rFonts w:ascii="Courier New" w:hAnsi="Courier New" w:cs="Courier New"/>
+        </w:rPr>
+        <w:t>&lt;</w:t>
+      </w:r>
+      <w:proofErr w:type="spellStart"/>
+      <w:r>
+        <w:rPr>
+          <w:rFonts w:ascii="Courier New" w:hAnsi="Courier New" w:cs="Courier New"/>
+        </w:rPr>
+        <w:t>cmath</w:t>
+      </w:r>
+      <w:proofErr w:type="spellEnd"/>
+      <w:r>
+        <w:rPr>
+          <w:rFonts w:ascii="Courier New" w:hAnsi="Courier New" w:cs="Courier New"/>
+        </w:rPr>
+        <w:t>&gt;</w:t>
+      </w:r>
+      <w:r>
+        <w:rPr>
+          <w:rFonts w:ascii="Arial" w:hAnsi="Arial" w:cs="Arial"/>
+        </w:rPr>
+        <w:t xml:space="preserve"> </w:t>
+      </w:r>
+      <w:r>
+        <w:rPr>
+          <w:rFonts w:ascii="Arial" w:hAnsi="Arial" w:cs="Arial"/>
+        </w:rPr>
+        <w:t>π</w:t>
+      </w:r>
+      <w:r>
+        <w:rPr>
+          <w:rFonts w:ascii="Arial" w:hAnsi="Arial" w:cs="Arial"/>
+        </w:rPr>
+        <w:t xml:space="preserve"> value</w:t>
+      </w:r>
+      <w:r>
+        <w:rPr>
+          <w:rFonts w:ascii="Arial" w:hAnsi="Arial" w:cs="Arial"/>
+        </w:rPr>
+        <w:t>, which was after 999,999,999 iterations. This error is so small that it is approaching machine precision for doubles</w:t>
       </w:r>
       <w:r>
         <w:rPr>
@@ -296,6 +374,42 @@
           <w:rFonts w:ascii="Arial" w:hAnsi="Arial" w:cs="Arial"/>
         </w:rPr>
         <w:t>In theory, you can run this program for a larger value of N and reach machine precision, but this is computationally very expensive.</w:t>
+      </w:r>
+    </w:p>
+    <w:p>
+      <w:pPr>
+        <w:pStyle w:val="PlainText"/>
+        <w:numPr>
+          <w:ilvl w:val="0"/>
+          <w:numId w:val="1"/>
+        </w:numPr>
+        <w:rPr>
+          <w:rFonts w:ascii="Arial" w:hAnsi="Arial" w:cs="Arial"/>
+        </w:rPr>
+      </w:pPr>
+      <w:r>
+        <w:rPr>
+          <w:rFonts w:ascii="Arial" w:hAnsi="Arial" w:cs="Arial"/>
+        </w:rPr>
+        <w:t xml:space="preserve">For example, you could use </w:t>
+      </w:r>
+      <w:r>
+        <w:rPr>
+          <w:rFonts w:ascii="Courier New" w:hAnsi="Courier New" w:cs="Courier New"/>
+        </w:rPr>
+        <w:t>long</w:t>
+      </w:r>
+      <w:r>
+        <w:rPr>
+          <w:rFonts w:ascii="Arial" w:hAnsi="Arial" w:cs="Arial"/>
+        </w:rPr>
+        <w:t xml:space="preserve"> types to get larger values of N, but at this point we reach a point of diminishing returns</w:t>
+      </w:r>
+      <w:r>
+        <w:rPr>
+          <w:rFonts w:ascii="Arial" w:hAnsi="Arial" w:cs="Arial"/>
+        </w:rPr>
+        <w:t>.</w:t>
       </w:r>
     </w:p>
     <w:sectPr>
